--- a/Internship Completion Report.docx
+++ b/Internship Completion Report.docx
@@ -141,13 +141,8 @@
         <w:t xml:space="preserve"> Harshdeep Sharma, S</w:t>
       </w:r>
       <w:r>
-        <w:t xml:space="preserve">astha </w:t>
-      </w:r>
-      <w:proofErr w:type="spellStart"/>
-      <w:r>
-        <w:t>Rupan.S</w:t>
-      </w:r>
-      <w:proofErr w:type="spellEnd"/>
+        <w:t>astha Rupan.S</w:t>
+      </w:r>
       <w:r>
         <w:t xml:space="preserve">, </w:t>
       </w:r>
@@ -360,15 +355,7 @@
         <w:t>Mentor Name:</w:t>
       </w:r>
       <w:r>
-        <w:t xml:space="preserve"> </w:t>
-      </w:r>
-      <w:proofErr w:type="spellStart"/>
-      <w:r>
-        <w:t>Dhikhi</w:t>
-      </w:r>
-      <w:proofErr w:type="spellEnd"/>
-      <w:r>
-        <w:t xml:space="preserve"> T</w:t>
+        <w:t xml:space="preserve"> Dhikhi T</w:t>
       </w:r>
     </w:p>
     <w:p>
@@ -505,15 +492,7 @@
         <w:t>The Client Node (Frontend):</w:t>
       </w:r>
       <w:r>
-        <w:t xml:space="preserve"> A "</w:t>
-      </w:r>
-      <w:proofErr w:type="spellStart"/>
-      <w:r>
-        <w:t>Glassmorphism</w:t>
-      </w:r>
-      <w:proofErr w:type="spellEnd"/>
-      <w:r>
-        <w:t xml:space="preserve">" interface featuring a </w:t>
+        <w:t xml:space="preserve"> A "Glassmorphism" interface featuring a </w:t>
       </w:r>
       <w:r>
         <w:rPr>
@@ -533,15 +512,7 @@
         <w:t>Threat Intelligence Layer</w:t>
       </w:r>
       <w:r>
-        <w:t xml:space="preserve"> that utilizes Natural Language Processing (compromise.js) to actively scan for and warn against the use of localized personal data. Furthermore, a client-side k-Anonymity protocol securely verifies credentials against billion-record breach databases (Have I Been </w:t>
-      </w:r>
-      <w:proofErr w:type="spellStart"/>
-      <w:r>
-        <w:t>Pwned</w:t>
-      </w:r>
-      <w:proofErr w:type="spellEnd"/>
-      <w:r>
-        <w:t xml:space="preserve"> API) without exposing raw data.</w:t>
+        <w:t xml:space="preserve"> that utilizes Natural Language Processing (compromise.js) to actively scan for and warn against the use of localized personal data. Furthermore, a client-side k-Anonymity protocol securely verifies credentials against billion-record breach databases (Have I Been Pwned API) without exposing raw data.</w:t>
       </w:r>
     </w:p>
     <w:p>
@@ -567,47 +538,7 @@
         <w:t>The Zero-Trust Vault (Backend):</w:t>
       </w:r>
       <w:r>
-        <w:t xml:space="preserve"> A high-performance Python/</w:t>
-      </w:r>
-      <w:proofErr w:type="spellStart"/>
-      <w:r>
-        <w:t>FastAPI</w:t>
-      </w:r>
-      <w:proofErr w:type="spellEnd"/>
-      <w:r>
-        <w:t xml:space="preserve"> server integrating a local, GPU-accelerated Generative AI model (</w:t>
-      </w:r>
-      <w:proofErr w:type="spellStart"/>
-      <w:r>
-        <w:t>stabilityai</w:t>
-      </w:r>
-      <w:proofErr w:type="spellEnd"/>
-      <w:r>
-        <w:t>/</w:t>
-      </w:r>
-      <w:proofErr w:type="spellStart"/>
-      <w:r>
-        <w:t>sd</w:t>
-      </w:r>
-      <w:proofErr w:type="spellEnd"/>
-      <w:r>
-        <w:t xml:space="preserve">-turbo) to synthesize detailed visual mnemonics. The backend is heavily fortified with AES-256 symmetric data-at-rest encryption, </w:t>
-      </w:r>
-      <w:proofErr w:type="spellStart"/>
-      <w:r>
-        <w:t>Bcrypt</w:t>
-      </w:r>
-      <w:proofErr w:type="spellEnd"/>
-      <w:r>
-        <w:t xml:space="preserve"> zero-knowledge authentication, IP-based rate limiting (</w:t>
-      </w:r>
-      <w:proofErr w:type="spellStart"/>
-      <w:r>
-        <w:t>slowapi</w:t>
-      </w:r>
-      <w:proofErr w:type="spellEnd"/>
-      <w:r>
-        <w:t>), and an immutable audit logging engine for compliance tracking.</w:t>
+        <w:t xml:space="preserve"> A high-performance Python/FastAPI server integrating a local, GPU-accelerated Generative AI model (stabilityai/sd-turbo) to synthesize detailed visual mnemonics. The backend is heavily fortified with AES-256 symmetric data-at-rest encryption, Bcrypt zero-knowledge authentication, IP-based rate limiting (slowapi), and an immutable audit logging engine for compliance tracking.</w:t>
       </w:r>
     </w:p>
     <w:p>
@@ -707,15 +638,7 @@
         <w:t>Establishing a Zero-Trust Environment:</w:t>
       </w:r>
       <w:r>
-        <w:t xml:space="preserve"> Engineering a backend vault that operates on the principle of "never trust, always verify," utilizing isolated environment variables (.env) and cryptographic hashing (</w:t>
-      </w:r>
-      <w:proofErr w:type="spellStart"/>
-      <w:r>
-        <w:t>bcrypt</w:t>
-      </w:r>
-      <w:proofErr w:type="spellEnd"/>
-      <w:r>
-        <w:t>) to ensure master admin credentials are never stored in plain text.</w:t>
+        <w:t xml:space="preserve"> Engineering a backend vault that operates on the principle of "never trust, always verify," utilizing isolated environment variables (.env) and cryptographic hashing (bcrypt) to ensure master admin credentials are never stored in plain text.</w:t>
       </w:r>
     </w:p>
     <w:p>
@@ -750,23 +673,7 @@
           <w:b/>
           <w:bCs/>
         </w:rPr>
-        <w:t xml:space="preserve">Deploying Active </w:t>
-      </w:r>
-      <w:proofErr w:type="spellStart"/>
-      <w:r>
-        <w:rPr>
-          <w:b/>
-          <w:bCs/>
-        </w:rPr>
-        <w:t>Defenses</w:t>
-      </w:r>
-      <w:proofErr w:type="spellEnd"/>
-      <w:r>
-        <w:rPr>
-          <w:b/>
-          <w:bCs/>
-        </w:rPr>
-        <w:t>:</w:t>
+        <w:t>Deploying Active Defenses:</w:t>
       </w:r>
       <w:r>
         <w:t xml:space="preserve"> Developing a </w:t>
@@ -850,15 +757,7 @@
       </w:pPr>
       <w:r>
         <w:lastRenderedPageBreak/>
-        <w:t xml:space="preserve">However, the human brain is not optimized for retaining random, abstract data. When forced to create complex passwords without assistance, users inevitably resort to predictable, formulaic patterns to maintain cognitive ease. This includes utilizing localized personal data (such as hometowns or birth years, e.g., "Chennai2026"), sequential keyboard patterns ("qwerty", "123456"), or reusing the same password across multiple platforms. Consequently, human memory becomes the weakest link in the security perimeter, effectively neutralizing the underlying cryptographic </w:t>
-      </w:r>
-      <w:proofErr w:type="spellStart"/>
-      <w:r>
-        <w:t>defenses</w:t>
-      </w:r>
-      <w:proofErr w:type="spellEnd"/>
-      <w:r>
-        <w:t xml:space="preserve"> of the systems they interact with.</w:t>
+        <w:t>However, the human brain is not optimized for retaining random, abstract data. When forced to create complex passwords without assistance, users inevitably resort to predictable, formulaic patterns to maintain cognitive ease. This includes utilizing localized personal data (such as hometowns or birth years, e.g., "Chennai2026"), sequential keyboard patterns ("qwerty", "123456"), or reusing the same password across multiple platforms. Consequently, human memory becomes the weakest link in the security perimeter, effectively neutralizing the underlying cryptographic defenses of the systems they interact with.</w:t>
       </w:r>
     </w:p>
     <w:p>
@@ -877,15 +776,7 @@
     </w:p>
     <w:p>
       <w:r>
-        <w:t xml:space="preserve">Threat actors exploit these predictable human </w:t>
-      </w:r>
-      <w:proofErr w:type="spellStart"/>
-      <w:r>
-        <w:t>behaviors</w:t>
-      </w:r>
-      <w:proofErr w:type="spellEnd"/>
-      <w:r>
-        <w:t xml:space="preserve"> utilizing a highly automated and sophisticated attack ecosystem. The Password Strength Analyzer was engineered specifically to neutralize the following primary attack vectors:</w:t>
+        <w:t>Threat actors exploit these predictable human behaviors utilizing a highly automated and sophisticated attack ecosystem. The Password Strength Analyzer was engineered specifically to neutralize the following primary attack vectors:</w:t>
       </w:r>
     </w:p>
     <w:p>
@@ -955,6 +846,13 @@
           <w:bCs/>
         </w:rPr>
         <w:t xml:space="preserve">4.1 </w:t>
+      </w:r>
+      <w:r>
+        <w:rPr>
+          <w:b/>
+          <w:bCs/>
+        </w:rPr>
+        <w:t>T</w:t>
       </w:r>
       <w:r>
         <w:rPr>
@@ -1160,23 +1058,7 @@
           <w:i/>
           <w:iCs/>
         </w:rPr>
-        <w:t xml:space="preserve"> High-Level System Architecture detailing the data flow from the Client Node through the </w:t>
-      </w:r>
-      <w:proofErr w:type="spellStart"/>
-      <w:r>
-        <w:rPr>
-          <w:i/>
-          <w:iCs/>
-        </w:rPr>
-        <w:t>FastAPI</w:t>
-      </w:r>
-      <w:proofErr w:type="spellEnd"/>
-      <w:r>
-        <w:rPr>
-          <w:i/>
-          <w:iCs/>
-        </w:rPr>
-        <w:t xml:space="preserve"> endpoints, branching into the Security/Encryption layer and the Generative AI pipeline, before terminating at the MongoDB Atlas Cluster.)</w:t>
+        <w:t xml:space="preserve"> High-Level System Architecture detailing the data flow from the Client Node through the FastAPI endpoints, branching into the Security/Encryption layer and the Generative AI pipeline, before terminating at the MongoDB Atlas Cluster.)</w:t>
       </w:r>
     </w:p>
     <w:p/>
@@ -1205,15 +1087,7 @@
     </w:p>
     <w:p>
       <w:r>
-        <w:t xml:space="preserve">The frontend is designed to be the first line of </w:t>
-      </w:r>
-      <w:proofErr w:type="spellStart"/>
-      <w:r>
-        <w:t>defense</w:t>
-      </w:r>
-      <w:proofErr w:type="spellEnd"/>
-      <w:r>
-        <w:t>, performing critical security evaluations locally in the user's browser before any data is transmitted across the network.</w:t>
+        <w:t>The frontend is designed to be the first line of defense, performing critical security evaluations locally in the user's browser before any data is transmitted across the network.</w:t>
       </w:r>
     </w:p>
     <w:p>
@@ -1231,15 +1105,7 @@
         <w:t>UI/UX Design Framework:</w:t>
       </w:r>
       <w:r>
-        <w:t xml:space="preserve"> The interface is built using HTML5, CSS3, and Vanilla JavaScript (ES6+), employing a modern "</w:t>
-      </w:r>
-      <w:proofErr w:type="spellStart"/>
-      <w:r>
-        <w:t>Glassmorphism</w:t>
-      </w:r>
-      <w:proofErr w:type="spellEnd"/>
-      <w:r>
-        <w:t>" aesthetic. This visual approach utilizes translucent panels and dynamic blurring to create a high-tech, engaging user experience that encourages interaction with the security tools.</w:t>
+        <w:t xml:space="preserve"> The interface is built using HTML5, CSS3, and Vanilla JavaScript (ES6+), employing a modern "Glassmorphism" aesthetic. This visual approach utilizes translucent panels and dynamic blurring to create a high-tech, engaging user experience that encourages interaction with the security tools.</w:t>
       </w:r>
     </w:p>
     <w:p>
@@ -1257,15 +1123,7 @@
         <w:t>Core Evaluation Engine (zxcvbn.js):</w:t>
       </w:r>
       <w:r>
-        <w:t xml:space="preserve"> Instead of relying on outdated regex-based password rules (e.g., requiring one uppercase letter), the client utilizes Dropbox's </w:t>
-      </w:r>
-      <w:proofErr w:type="spellStart"/>
-      <w:r>
-        <w:t>zxcvbn</w:t>
-      </w:r>
-      <w:proofErr w:type="spellEnd"/>
-      <w:r>
-        <w:t xml:space="preserve"> library. This algorithm evaluates password entropy by pattern-matching against a massive local dictionary of common names, pop culture references, and keyboard patterns, providing a realistic crack-time estimation.</w:t>
+        <w:t xml:space="preserve"> Instead of relying on outdated regex-based password rules (e.g., requiring one uppercase letter), the client utilizes Dropbox's zxcvbn library. This algorithm evaluates password entropy by pattern-matching against a massive local dictionary of common names, pop culture references, and keyboard patterns, providing a realistic crack-time estimation.</w:t>
       </w:r>
     </w:p>
     <w:p>
@@ -1308,27 +1166,10 @@
           <w:i/>
           <w:iCs/>
         </w:rPr>
-        <w:t xml:space="preserve">Have I Been </w:t>
-      </w:r>
-      <w:proofErr w:type="spellStart"/>
-      <w:r>
-        <w:rPr>
-          <w:i/>
-          <w:iCs/>
-        </w:rPr>
-        <w:t>Pwned</w:t>
-      </w:r>
-      <w:proofErr w:type="spellEnd"/>
-      <w:r>
-        <w:t xml:space="preserve"> (HIBP) API. Utilizing </w:t>
-      </w:r>
-      <w:proofErr w:type="spellStart"/>
-      <w:r>
-        <w:t>CryptoJS</w:t>
-      </w:r>
-      <w:proofErr w:type="spellEnd"/>
-      <w:r>
-        <w:t>, the system generates a SHA-1 hash of the password locally, sending only the first 5 characters (the prefix) to the API. This k-Anonymity protocol ensures the system can check billion-record breach databases without ever transmitting the user's actual password.</w:t>
+        <w:t>Have I Been Pwned</w:t>
+      </w:r>
+      <w:r>
+        <w:t xml:space="preserve"> (HIBP) API. Utilizing CryptoJS, the system generates a SHA-1 hash of the password locally, sending only the first 5 characters (the prefix) to the API. This k-Anonymity protocol ensures the system can check billion-record breach databases without ever transmitting the user's actual password.</w:t>
       </w:r>
     </w:p>
     <w:p>
@@ -1370,58 +1211,10 @@
           <w:b/>
           <w:bCs/>
         </w:rPr>
-        <w:t xml:space="preserve">API Framework (Python / </w:t>
-      </w:r>
-      <w:proofErr w:type="spellStart"/>
-      <w:r>
-        <w:rPr>
-          <w:b/>
-          <w:bCs/>
-        </w:rPr>
-        <w:t>FastAPI</w:t>
-      </w:r>
-      <w:proofErr w:type="spellEnd"/>
-      <w:r>
-        <w:rPr>
-          <w:b/>
-          <w:bCs/>
-        </w:rPr>
-        <w:t>):</w:t>
-      </w:r>
-      <w:r>
-        <w:t xml:space="preserve"> The core routing is handled by </w:t>
-      </w:r>
-      <w:proofErr w:type="spellStart"/>
-      <w:r>
-        <w:t>FastAPI</w:t>
-      </w:r>
-      <w:proofErr w:type="spellEnd"/>
-      <w:r>
-        <w:t>, running on an ASGI server (</w:t>
-      </w:r>
-      <w:proofErr w:type="spellStart"/>
-      <w:r>
-        <w:t>Uvicorn</w:t>
-      </w:r>
-      <w:proofErr w:type="spellEnd"/>
-      <w:r>
-        <w:t xml:space="preserve">). </w:t>
-      </w:r>
-      <w:proofErr w:type="spellStart"/>
-      <w:r>
-        <w:t>FastAPI</w:t>
-      </w:r>
-      <w:proofErr w:type="spellEnd"/>
-      <w:r>
-        <w:t xml:space="preserve"> was selected for its high performance, native support for asynchronous programming (async/await), and automatic data validation via </w:t>
-      </w:r>
-      <w:proofErr w:type="spellStart"/>
-      <w:r>
-        <w:t>Pydantic</w:t>
-      </w:r>
-      <w:proofErr w:type="spellEnd"/>
-      <w:r>
-        <w:t xml:space="preserve"> models.</w:t>
+        <w:t>API Framework (Python / FastAPI):</w:t>
+      </w:r>
+      <w:r>
+        <w:t xml:space="preserve"> The core routing is handled by FastAPI, running on an ASGI server (Uvicorn). FastAPI was selected for its high performance, native support for asynchronous programming (async/await), and automatic data validation via Pydantic models.</w:t>
       </w:r>
     </w:p>
     <w:p>
@@ -1436,34 +1229,10 @@
           <w:b/>
           <w:bCs/>
         </w:rPr>
-        <w:t>Access Control &amp; Rate Limiting (</w:t>
-      </w:r>
-      <w:proofErr w:type="spellStart"/>
-      <w:r>
-        <w:rPr>
-          <w:b/>
-          <w:bCs/>
-        </w:rPr>
-        <w:t>slowapi</w:t>
-      </w:r>
-      <w:proofErr w:type="spellEnd"/>
-      <w:r>
-        <w:rPr>
-          <w:b/>
-          <w:bCs/>
-        </w:rPr>
-        <w:t>):</w:t>
-      </w:r>
-      <w:r>
-        <w:t xml:space="preserve"> To mitigate automated brute-force and dictionary attacks targeting the decryption endpoints, the backend utilizes </w:t>
-      </w:r>
-      <w:proofErr w:type="spellStart"/>
-      <w:r>
-        <w:t>slowapi</w:t>
-      </w:r>
-      <w:proofErr w:type="spellEnd"/>
-      <w:r>
-        <w:t xml:space="preserve"> (based on an IP memory structure). Requests exceeding the configured threshold (e.g., 5 requests per minute) are immediately intercepted, dropping the connection and issuing an HTTP 429 (Too Many Requests) response.</w:t>
+        <w:t>Access Control &amp; Rate Limiting (slowapi):</w:t>
+      </w:r>
+      <w:r>
+        <w:t xml:space="preserve"> To mitigate automated brute-force and dictionary attacks targeting the decryption endpoints, the backend utilizes slowapi (based on an IP memory structure). Requests exceeding the configured threshold (e.g., 5 requests per minute) are immediately intercepted, dropping the connection and issuing an HTTP 429 (Too Many Requests) response.</w:t>
       </w:r>
     </w:p>
     <w:p>
@@ -1481,33 +1250,7 @@
         <w:t>Cryptographic Libraries:</w:t>
       </w:r>
       <w:r>
-        <w:t xml:space="preserve"> The backend relies on two distinct cryptographic pipelines. Symmetrical data-at-rest encryption is handled by </w:t>
-      </w:r>
-      <w:proofErr w:type="spellStart"/>
-      <w:proofErr w:type="gramStart"/>
-      <w:r>
-        <w:t>cryptography.fernet</w:t>
-      </w:r>
-      <w:proofErr w:type="spellEnd"/>
-      <w:proofErr w:type="gramEnd"/>
-      <w:r>
-        <w:t xml:space="preserve"> (AES-256), while one-way password hashing for the Master Admin authentication is executed using </w:t>
-      </w:r>
-      <w:proofErr w:type="spellStart"/>
-      <w:r>
-        <w:t>bcrypt</w:t>
-      </w:r>
-      <w:proofErr w:type="spellEnd"/>
-      <w:r>
-        <w:t xml:space="preserve">, completely isolating plain-text secrets from the source code </w:t>
-      </w:r>
-      <w:proofErr w:type="gramStart"/>
-      <w:r>
-        <w:t>via .env</w:t>
-      </w:r>
-      <w:proofErr w:type="gramEnd"/>
-      <w:r>
-        <w:t xml:space="preserve"> configurations.</w:t>
+        <w:t xml:space="preserve"> The backend relies on two distinct cryptographic pipelines. Symmetrical data-at-rest encryption is handled by cryptography.fernet (AES-256), while one-way password hashing for the Master Admin authentication is executed using bcrypt, completely isolating plain-text secrets from the source code via .env configurations.</w:t>
       </w:r>
     </w:p>
     <w:p/>
@@ -1554,31 +1297,7 @@
         <w:t>Model Architecture:</w:t>
       </w:r>
       <w:r>
-        <w:t xml:space="preserve"> The backend utilizes </w:t>
-      </w:r>
-      <w:proofErr w:type="spellStart"/>
-      <w:r>
-        <w:t>stabilityai</w:t>
-      </w:r>
-      <w:proofErr w:type="spellEnd"/>
-      <w:r>
-        <w:t>/</w:t>
-      </w:r>
-      <w:proofErr w:type="spellStart"/>
-      <w:r>
-        <w:t>sd</w:t>
-      </w:r>
-      <w:proofErr w:type="spellEnd"/>
-      <w:r>
-        <w:t xml:space="preserve">-turbo via the </w:t>
-      </w:r>
-      <w:proofErr w:type="spellStart"/>
-      <w:r>
-        <w:t>HuggingFace</w:t>
-      </w:r>
-      <w:proofErr w:type="spellEnd"/>
-      <w:r>
-        <w:t xml:space="preserve"> diffusers library. This is a state-of-the-art text-to-image synthesis model optimized for rapid generation.</w:t>
+        <w:t xml:space="preserve"> The backend utilizes stabilityai/sd-turbo via the HuggingFace diffusers library. This is a state-of-the-art text-to-image synthesis model optimized for rapid generation.</w:t>
       </w:r>
     </w:p>
     <w:p>
@@ -1596,23 +1315,7 @@
         <w:t>Hardware Acceleration:</w:t>
       </w:r>
       <w:r>
-        <w:t xml:space="preserve"> The Python pipeline is configured to automatically detect and utilize local GPU hardware via </w:t>
-      </w:r>
-      <w:proofErr w:type="spellStart"/>
-      <w:r>
-        <w:t>PyTorch</w:t>
-      </w:r>
-      <w:proofErr w:type="spellEnd"/>
-      <w:r>
-        <w:t xml:space="preserve"> (</w:t>
-      </w:r>
-      <w:proofErr w:type="gramStart"/>
-      <w:r>
-        <w:t>torch.float</w:t>
-      </w:r>
-      <w:proofErr w:type="gramEnd"/>
-      <w:r>
-        <w:t>16 and CUDA execution). In the event a GPU is unavailable, the pipeline features a graceful fallback to CPU inference.</w:t>
+        <w:t xml:space="preserve"> The Python pipeline is configured to automatically detect and utilize local GPU hardware via PyTorch (torch.float16 and CUDA execution). In the event a GPU is unavailable, the pipeline features a graceful fallback to CPU inference.</w:t>
       </w:r>
     </w:p>
     <w:p>
@@ -1657,15 +1360,7 @@
         <w:t>MongoDB Atlas Cluster:</w:t>
       </w:r>
       <w:r>
-        <w:t xml:space="preserve"> The application utilizes </w:t>
-      </w:r>
-      <w:proofErr w:type="spellStart"/>
-      <w:r>
-        <w:t>pymongo</w:t>
-      </w:r>
-      <w:proofErr w:type="spellEnd"/>
-      <w:r>
-        <w:t xml:space="preserve"> to interface with a remote MongoDB cluster. The database is heavily restricted, utilizing IP whitelisting and strictly segregated collections.</w:t>
+        <w:t xml:space="preserve"> The application utilizes pymongo to interface with a remote MongoDB cluster. The database is heavily restricted, utilizing IP whitelisting and strictly segregated collections.</w:t>
       </w:r>
     </w:p>
     <w:p>
@@ -1693,13 +1388,8 @@
           <w:numId w:val="11"/>
         </w:numPr>
       </w:pPr>
-      <w:proofErr w:type="spellStart"/>
-      <w:r>
-        <w:t>encrypted_identities</w:t>
-      </w:r>
-      <w:proofErr w:type="spellEnd"/>
-      <w:r>
-        <w:t>: Stores the AES-encrypted user credentials and base64 AI mnemonic strings.</w:t>
+      <w:r>
+        <w:t>encrypted_identities: Stores the AES-encrypted user credentials and base64 AI mnemonic strings.</w:t>
       </w:r>
     </w:p>
     <w:p>
@@ -1709,13 +1399,8 @@
           <w:numId w:val="11"/>
         </w:numPr>
       </w:pPr>
-      <w:proofErr w:type="spellStart"/>
-      <w:r>
-        <w:t>audit_logs</w:t>
-      </w:r>
-      <w:proofErr w:type="spellEnd"/>
-      <w:r>
-        <w:t>: An append-only collection that tracks immutable metadata for every vault interaction (IP, timestamp, target, status code) for security auditing.</w:t>
+      <w:r>
+        <w:t>audit_logs: An append-only collection that tracks immutable metadata for every vault interaction (IP, timestamp, target, status code) for security auditing.</w:t>
       </w:r>
     </w:p>
     <w:p>
@@ -1908,15 +1593,7 @@
     </w:p>
     <w:p>
       <w:r>
-        <w:t xml:space="preserve">To ensure the system meets commercial compliance standards, the architecture was fortified with a multi-layered security model. This section outlines the specific cryptographic implementations and active </w:t>
-      </w:r>
-      <w:proofErr w:type="spellStart"/>
-      <w:r>
-        <w:t>defense</w:t>
-      </w:r>
-      <w:proofErr w:type="spellEnd"/>
-      <w:r>
-        <w:t xml:space="preserve"> mechanisms engineered into the Zero-Trust Vault.</w:t>
+        <w:t>To ensure the system meets commercial compliance standards, the architecture was fortified with a multi-layered security model. This section outlines the specific cryptographic implementations and active defense mechanisms engineered into the Zero-Trust Vault.</w:t>
       </w:r>
     </w:p>
     <w:p>
@@ -1948,17 +1625,7 @@
     </w:p>
     <w:p>
       <w:r>
-        <w:t xml:space="preserve">To achieve this, the backend utilizes the </w:t>
-      </w:r>
-      <w:proofErr w:type="spellStart"/>
-      <w:proofErr w:type="gramStart"/>
-      <w:r>
-        <w:t>cryptography.fernet</w:t>
-      </w:r>
-      <w:proofErr w:type="spellEnd"/>
-      <w:proofErr w:type="gramEnd"/>
-      <w:r>
-        <w:t xml:space="preserve"> module to implement Advanced Encryption Standard (AES) in CBC mode with a 128-bit block size and a 256-bit key (AES-256).</w:t>
+        <w:t>To achieve this, the backend utilizes the cryptography.fernet module to implement Advanced Encryption Standard (AES) in CBC mode with a 128-bit block size and a 256-bit key (AES-256).</w:t>
       </w:r>
     </w:p>
     <w:p>
@@ -2054,15 +1721,7 @@
     </w:p>
     <w:p>
       <w:r>
-        <w:t xml:space="preserve">The Master Admin portal required a robust authentication flow that completely removed plain-text credentials from the server configuration. To achieve this, the system implements a Zero-Knowledge proof mechanism utilizing the </w:t>
-      </w:r>
-      <w:proofErr w:type="spellStart"/>
-      <w:r>
-        <w:t>bcrypt</w:t>
-      </w:r>
-      <w:proofErr w:type="spellEnd"/>
-      <w:r>
-        <w:t xml:space="preserve"> cryptographic library.</w:t>
+        <w:t>The Master Admin portal required a robust authentication flow that completely removed plain-text credentials from the server configuration. To achieve this, the system implements a Zero-Knowledge proof mechanism utilizing the bcrypt cryptographic library.</w:t>
       </w:r>
     </w:p>
     <w:p>
@@ -2080,15 +1739,7 @@
         <w:t>Computational Cost (Work Factor):</w:t>
       </w:r>
       <w:r>
-        <w:t xml:space="preserve"> Unlike standard hashing algorithms (like MD5 or SHA-256) which are designed to be fast, </w:t>
-      </w:r>
-      <w:proofErr w:type="spellStart"/>
-      <w:r>
-        <w:t>bcrypt</w:t>
-      </w:r>
-      <w:proofErr w:type="spellEnd"/>
-      <w:r>
-        <w:t xml:space="preserve"> is intentionally computationally expensive. The system is configured with a high work factor (e.g., $2b$12$), which deliberately slows down the hashing process to thwart offline dictionary and rainbow table attacks.</w:t>
+        <w:t xml:space="preserve"> Unlike standard hashing algorithms (like MD5 or SHA-256) which are designed to be fast, bcrypt is intentionally computationally expensive. The system is configured with a high work factor (e.g., $2b$12$), which deliberately slows down the hashing process to thwart offline dictionary and rainbow table attacks.</w:t>
       </w:r>
     </w:p>
     <w:p>
@@ -2106,15 +1757,7 @@
         <w:t>Salt Integration:</w:t>
       </w:r>
       <w:r>
-        <w:t xml:space="preserve"> </w:t>
-      </w:r>
-      <w:proofErr w:type="spellStart"/>
-      <w:r>
-        <w:t>bcrypt</w:t>
-      </w:r>
-      <w:proofErr w:type="spellEnd"/>
-      <w:r>
-        <w:t xml:space="preserve"> automatically generates a random cryptographic salt for the master password, which is appended to the hash. This nullifies the effectiveness of pre-computed hash tables.</w:t>
+        <w:t xml:space="preserve"> bcrypt automatically generates a random cryptographic salt for the master password, which is appended to the hash. This nullifies the effectiveness of pre-computed hash tables.</w:t>
       </w:r>
     </w:p>
     <w:p>
@@ -2132,25 +1775,7 @@
         <w:t>Environment Isolation:</w:t>
       </w:r>
       <w:r>
-        <w:t xml:space="preserve"> The resulting hash is stored exclusively in </w:t>
-      </w:r>
-      <w:proofErr w:type="gramStart"/>
-      <w:r>
-        <w:t>the .env</w:t>
-      </w:r>
-      <w:proofErr w:type="gramEnd"/>
-      <w:r>
-        <w:t xml:space="preserve"> vault. During a login attempt, the </w:t>
-      </w:r>
-      <w:proofErr w:type="spellStart"/>
-      <w:proofErr w:type="gramStart"/>
-      <w:r>
-        <w:t>bcrypt.checkpw</w:t>
-      </w:r>
-      <w:proofErr w:type="spellEnd"/>
-      <w:proofErr w:type="gramEnd"/>
-      <w:r>
-        <w:t>() function evaluates the incoming plain-text request against the stored hash. The server determines authorization without ever needing to decrypt the stored value or know the original password.</w:t>
+        <w:t xml:space="preserve"> The resulting hash is stored exclusively in the .env vault. During a login attempt, the bcrypt.checkpw() function evaluates the incoming plain-text request against the stored hash. The server determines authorization without ever needing to decrypt the stored value or know the original password.</w:t>
       </w:r>
     </w:p>
     <w:p>
@@ -2248,92 +1873,49 @@
           <w:i/>
           <w:iCs/>
         </w:rPr>
-        <w:t xml:space="preserve">Backend logic demonstrating the secure extraction of </w:t>
-      </w:r>
-      <w:proofErr w:type="gramStart"/>
+        <w:t>Backend logic demonstrating the secure extraction of the .env hash and the execution of the bcrypt.checkpw evaluation.</w:t>
+      </w:r>
       <w:r>
         <w:rPr>
           <w:i/>
           <w:iCs/>
         </w:rPr>
-        <w:t>the .env</w:t>
-      </w:r>
-      <w:proofErr w:type="gramEnd"/>
+        <w:t>)</w:t>
+      </w:r>
+    </w:p>
+    <w:p>
+      <w:pPr>
+        <w:rPr>
+          <w:b/>
+          <w:bCs/>
+        </w:rPr>
+      </w:pPr>
+      <w:r>
+        <w:rPr>
+          <w:b/>
+          <w:bCs/>
+        </w:rPr>
+        <w:t>6</w:t>
+      </w:r>
+      <w:r>
+        <w:rPr>
+          <w:b/>
+          <w:bCs/>
+        </w:rPr>
+        <w:t>.3 k-Anonymity Breach Verification</w:t>
+      </w:r>
+    </w:p>
+    <w:p>
+      <w:r>
+        <w:t xml:space="preserve">To defend against credential stuffing, the system must verify if a user's proposed password has appeared in historical data breaches. However, transmitting a user's plain-text password to a third-party API is a severe security violation. This is solved via a k-Anonymity protocol interfacing with the </w:t>
+      </w:r>
       <w:r>
         <w:rPr>
           <w:i/>
           <w:iCs/>
         </w:rPr>
-        <w:t xml:space="preserve"> hash and the execution of the </w:t>
-      </w:r>
-      <w:proofErr w:type="spellStart"/>
-      <w:proofErr w:type="gramStart"/>
-      <w:r>
-        <w:rPr>
-          <w:i/>
-          <w:iCs/>
-        </w:rPr>
-        <w:t>bcrypt.checkpw</w:t>
-      </w:r>
-      <w:proofErr w:type="spellEnd"/>
-      <w:proofErr w:type="gramEnd"/>
-      <w:r>
-        <w:rPr>
-          <w:i/>
-          <w:iCs/>
-        </w:rPr>
-        <w:t xml:space="preserve"> evaluation.</w:t>
-      </w:r>
-      <w:r>
-        <w:rPr>
-          <w:i/>
-          <w:iCs/>
-        </w:rPr>
-        <w:t>)</w:t>
-      </w:r>
-    </w:p>
-    <w:p>
-      <w:pPr>
-        <w:rPr>
-          <w:b/>
-          <w:bCs/>
-        </w:rPr>
-      </w:pPr>
-      <w:r>
-        <w:rPr>
-          <w:b/>
-          <w:bCs/>
-        </w:rPr>
-        <w:t>6</w:t>
-      </w:r>
-      <w:r>
-        <w:rPr>
-          <w:b/>
-          <w:bCs/>
-        </w:rPr>
-        <w:t>.3 k-Anonymity Breach Verification</w:t>
-      </w:r>
-    </w:p>
-    <w:p>
-      <w:r>
-        <w:t xml:space="preserve">To defend against credential stuffing, the system must verify if a user's proposed password has appeared in historical data breaches. However, transmitting a user's plain-text password to a third-party API is a severe security violation. This is solved via a k-Anonymity protocol interfacing with the </w:t>
-      </w:r>
-      <w:r>
-        <w:rPr>
-          <w:i/>
-          <w:iCs/>
-        </w:rPr>
-        <w:t xml:space="preserve">Have I Been </w:t>
-      </w:r>
-      <w:proofErr w:type="spellStart"/>
-      <w:r>
-        <w:rPr>
-          <w:i/>
-          <w:iCs/>
-        </w:rPr>
-        <w:t>Pwned</w:t>
-      </w:r>
-      <w:proofErr w:type="spellEnd"/>
+        <w:t>Have I Been Pwned</w:t>
+      </w:r>
       <w:r>
         <w:t xml:space="preserve"> (HIBP) API.</w:t>
       </w:r>
@@ -2354,15 +1936,7 @@
         <w:t>Client-Side Hashing:</w:t>
       </w:r>
       <w:r>
-        <w:t xml:space="preserve"> Utilizing the </w:t>
-      </w:r>
-      <w:proofErr w:type="spellStart"/>
-      <w:r>
-        <w:t>CryptoJS</w:t>
-      </w:r>
-      <w:proofErr w:type="spellEnd"/>
-      <w:r>
-        <w:t xml:space="preserve"> library, the frontend intercepts the user's password input and generates a complete SHA-1 hash locally in the browser.</w:t>
+        <w:t xml:space="preserve"> Utilizing the CryptoJS library, the frontend intercepts the user's password input and generates a complete SHA-1 hash locally in the browser.</w:t>
       </w:r>
     </w:p>
     <w:p>
@@ -2448,23 +2022,7 @@
           <w:b/>
           <w:bCs/>
         </w:rPr>
-        <w:t xml:space="preserve">.4 Active </w:t>
-      </w:r>
-      <w:proofErr w:type="spellStart"/>
-      <w:r>
-        <w:rPr>
-          <w:b/>
-          <w:bCs/>
-        </w:rPr>
-        <w:t>Defense</w:t>
-      </w:r>
-      <w:proofErr w:type="spellEnd"/>
-      <w:r>
-        <w:rPr>
-          <w:b/>
-          <w:bCs/>
-        </w:rPr>
-        <w:t xml:space="preserve"> Mechanisms (Brute-Force Shield)</w:t>
+        <w:t>.4 Active Defense Mechanisms (Brute-Force Shield)</w:t>
       </w:r>
     </w:p>
     <w:p>
@@ -2487,23 +2045,7 @@
         <w:t>IP-Based Rate Limiting:</w:t>
       </w:r>
       <w:r>
-        <w:t xml:space="preserve"> The </w:t>
-      </w:r>
-      <w:proofErr w:type="spellStart"/>
-      <w:r>
-        <w:t>FastAPI</w:t>
-      </w:r>
-      <w:proofErr w:type="spellEnd"/>
-      <w:r>
-        <w:t xml:space="preserve"> routing layer is fortified with the </w:t>
-      </w:r>
-      <w:proofErr w:type="spellStart"/>
-      <w:r>
-        <w:t>slowapi</w:t>
-      </w:r>
-      <w:proofErr w:type="spellEnd"/>
-      <w:r>
-        <w:t xml:space="preserve"> middleware. This creates an in-memory tracking structure that monitors incoming requests per unique IP address.</w:t>
+        <w:t xml:space="preserve"> The FastAPI routing layer is fortified with the slowapi middleware. This creates an in-memory tracking structure that monitors incoming requests per unique IP address.</w:t>
       </w:r>
     </w:p>
     <w:p>
@@ -2521,15 +2063,7 @@
         <w:t>Threshold Configuration:</w:t>
       </w:r>
       <w:r>
-        <w:t xml:space="preserve"> The /</w:t>
-      </w:r>
-      <w:proofErr w:type="spellStart"/>
-      <w:r>
-        <w:t>api</w:t>
-      </w:r>
-      <w:proofErr w:type="spellEnd"/>
-      <w:r>
-        <w:t>/vault/retrieve decryption endpoint is strictly limited (e.g., maximum 5 requests per minute).</w:t>
+        <w:t xml:space="preserve"> The /api/vault/retrieve decryption endpoint is strictly limited (e.g., maximum 5 requests per minute).</w:t>
       </w:r>
     </w:p>
     <w:p>
@@ -2547,15 +2081,7 @@
         <w:t>Automated Connection Dropping:</w:t>
       </w:r>
       <w:r>
-        <w:t xml:space="preserve"> If a botnet or automated script attempts to brute-force the Admin PIN, </w:t>
-      </w:r>
-      <w:proofErr w:type="spellStart"/>
-      <w:r>
-        <w:t>slowapi</w:t>
-      </w:r>
-      <w:proofErr w:type="spellEnd"/>
-      <w:r>
-        <w:t xml:space="preserve"> intercepts the 6th request before it hits the database logic. The system instantly drops the connection, issues a temporary IP ban, and returns an HTTP 429 Too Many Requests status code.</w:t>
+        <w:t xml:space="preserve"> If a botnet or automated script attempts to brute-force the Admin PIN, slowapi intercepts the 6th request before it hits the database logic. The system instantly drops the connection, issues a temporary IP ban, and returns an HTTP 429 Too Many Requests status code.</w:t>
       </w:r>
     </w:p>
     <w:p>
@@ -2683,23 +2209,7 @@
           <w:i/>
           <w:iCs/>
         </w:rPr>
-        <w:t xml:space="preserve">Backend terminal logs demonstrating the </w:t>
-      </w:r>
-      <w:proofErr w:type="spellStart"/>
-      <w:r>
-        <w:rPr>
-          <w:i/>
-          <w:iCs/>
-        </w:rPr>
-        <w:t>slowapi</w:t>
-      </w:r>
-      <w:proofErr w:type="spellEnd"/>
-      <w:r>
-        <w:rPr>
-          <w:i/>
-          <w:iCs/>
-        </w:rPr>
-        <w:t xml:space="preserve"> rate limiter intercepting unauthorized requests and issuing 429 status codes during an automated attack simulation.</w:t>
+        <w:t>Backend terminal logs demonstrating the slowapi rate limiter intercepting unauthorized requests and issuing 429 status codes during an automated attack simulation.</w:t>
       </w:r>
       <w:r>
         <w:rPr>
@@ -2792,17 +2302,8 @@
         <w:t>The AI Transformation Engine:</w:t>
       </w:r>
       <w:r>
-        <w:t xml:space="preserve"> If a user inputs a weak, easily memorable phrase (e.g., "</w:t>
-      </w:r>
-      <w:proofErr w:type="spellStart"/>
-      <w:r>
-        <w:t>ilovemusic</w:t>
-      </w:r>
-      <w:proofErr w:type="spellEnd"/>
-      <w:r>
-        <w:t xml:space="preserve">"), the Transformation Engine applies deterministic algorithms to mutate the string into a high-entropy variant. This includes complex symbol replacement and passphrase-style restructuring (e.g., utilizing the </w:t>
-      </w:r>
-      <w:proofErr w:type="spellStart"/>
+        <w:t xml:space="preserve"> If a user inputs a weak, easily memorable phrase (e.g., "ilovemusic"), the Transformation Engine applies deterministic algorithms to mutate the string into a high-entropy variant. This includes complex symbol replacement and passphrase-style restructuring (e.g., utilizing the </w:t>
+      </w:r>
       <w:r>
         <w:rPr>
           <w:i/>
@@ -2810,7 +2311,6 @@
         </w:rPr>
         <w:t>CorrectHorseBatteryStaple</w:t>
       </w:r>
-      <w:proofErr w:type="spellEnd"/>
       <w:r>
         <w:t xml:space="preserve"> methodology). The system generates multiple secure variations, allowing the user to select the option that best preserves their original intent while mathematically resisting brute-force decryption.</w:t>
       </w:r>
@@ -2912,39 +2412,7 @@
           <w:i/>
           <w:iCs/>
         </w:rPr>
-        <w:t xml:space="preserve">The </w:t>
-      </w:r>
-      <w:proofErr w:type="spellStart"/>
-      <w:r>
-        <w:rPr>
-          <w:i/>
-          <w:iCs/>
-        </w:rPr>
-        <w:t>Glassmorphism</w:t>
-      </w:r>
-      <w:proofErr w:type="spellEnd"/>
-      <w:r>
-        <w:rPr>
-          <w:i/>
-          <w:iCs/>
-        </w:rPr>
-        <w:t xml:space="preserve"> UI displaying real-time </w:t>
-      </w:r>
-      <w:proofErr w:type="spellStart"/>
-      <w:r>
-        <w:rPr>
-          <w:i/>
-          <w:iCs/>
-        </w:rPr>
-        <w:t>zxcvbn</w:t>
-      </w:r>
-      <w:proofErr w:type="spellEnd"/>
-      <w:r>
-        <w:rPr>
-          <w:i/>
-          <w:iCs/>
-        </w:rPr>
-        <w:t xml:space="preserve"> entropy scoring alongside active NLP warnings preventing the use of localized personal data.</w:t>
+        <w:t>The Glassmorphism UI displaying real-time zxcvbn entropy scoring alongside active NLP warnings preventing the use of localized personal data.</w:t>
       </w:r>
       <w:r>
         <w:rPr>
@@ -3131,45 +2599,13 @@
         <w:t>Latent Diffusion Execution:</w:t>
       </w:r>
       <w:r>
-        <w:t xml:space="preserve"> Instead, the Python </w:t>
-      </w:r>
-      <w:proofErr w:type="spellStart"/>
-      <w:r>
-        <w:t>FastAPI</w:t>
-      </w:r>
-      <w:proofErr w:type="spellEnd"/>
-      <w:r>
-        <w:t xml:space="preserve"> server directly loads </w:t>
-      </w:r>
-      <w:proofErr w:type="spellStart"/>
-      <w:r>
-        <w:t>stabilityai</w:t>
-      </w:r>
-      <w:proofErr w:type="spellEnd"/>
-      <w:r>
-        <w:t>/</w:t>
-      </w:r>
-      <w:proofErr w:type="spellStart"/>
-      <w:r>
-        <w:t>sd</w:t>
-      </w:r>
-      <w:proofErr w:type="spellEnd"/>
-      <w:r>
-        <w:t>-turbo Model</w:t>
+        <w:t xml:space="preserve"> Instead, the Python FastAPI server directly loads stabilityai/sd-turbo Model</w:t>
       </w:r>
       <w:r>
         <w:t xml:space="preserve"> </w:t>
       </w:r>
       <w:r>
-        <w:t xml:space="preserve">into local hardware memory via the </w:t>
-      </w:r>
-      <w:proofErr w:type="spellStart"/>
-      <w:r>
-        <w:t>HuggingFace</w:t>
-      </w:r>
-      <w:proofErr w:type="spellEnd"/>
-      <w:r>
-        <w:t xml:space="preserve"> diffusers library. The model executes locally, transforming the text prompt into a high-resolution base64 image array within seconds.</w:t>
+        <w:t>into local hardware memory via the HuggingFace diffusers library. The model executes locally, transforming the text prompt into a high-resolution base64 image array within seconds.</w:t>
       </w:r>
     </w:p>
     <w:p>
@@ -3350,15 +2786,7 @@
         <w:ind w:right="56"/>
       </w:pPr>
       <w:r>
-        <w:t xml:space="preserve">The project utilized </w:t>
-      </w:r>
-      <w:proofErr w:type="gramStart"/>
-      <w:r>
-        <w:t>an</w:t>
-      </w:r>
-      <w:proofErr w:type="gramEnd"/>
-      <w:r>
-        <w:t xml:space="preserve"> </w:t>
+        <w:t xml:space="preserve">The project utilized an </w:t>
       </w:r>
       <w:r>
         <w:t>30 days</w:t>
@@ -3399,15 +2827,7 @@
         <w:t>Week 1:</w:t>
       </w:r>
       <w:r>
-        <w:t xml:space="preserve"> Frontend Scaffolding &amp; Threat Intel: Built the </w:t>
-      </w:r>
-      <w:proofErr w:type="spellStart"/>
-      <w:r>
-        <w:t>Glassmorphism</w:t>
-      </w:r>
-      <w:proofErr w:type="spellEnd"/>
-      <w:r>
-        <w:t xml:space="preserve"> UI and integrated zxcvbn.js for real-time entropy scoring, alongside compromise.js (NLP) and k-Anonymity protocols for breach verification.</w:t>
+        <w:t xml:space="preserve"> Frontend Scaffolding &amp; Threat Intel: Built the Glassmorphism UI and integrated zxcvbn.js for real-time entropy scoring, alongside compromise.js (NLP) and k-Anonymity protocols for breach verification.</w:t>
       </w:r>
     </w:p>
     <w:p>
@@ -3429,41 +2849,7 @@
         <w:t>Week 2:</w:t>
       </w:r>
       <w:r>
-        <w:t xml:space="preserve"> Backend &amp; Cryptography: Scaffolded the Python/</w:t>
-      </w:r>
-      <w:proofErr w:type="spellStart"/>
-      <w:r>
-        <w:t>FastAPI</w:t>
-      </w:r>
-      <w:proofErr w:type="spellEnd"/>
-      <w:r>
-        <w:t xml:space="preserve"> server, established AES-256 data encryption (</w:t>
-      </w:r>
-      <w:proofErr w:type="spellStart"/>
-      <w:proofErr w:type="gramStart"/>
-      <w:r>
-        <w:t>cryptography.fernet</w:t>
-      </w:r>
-      <w:proofErr w:type="spellEnd"/>
-      <w:proofErr w:type="gramEnd"/>
-      <w:r>
-        <w:t xml:space="preserve">), and deployed </w:t>
-      </w:r>
-      <w:proofErr w:type="spellStart"/>
-      <w:r>
-        <w:t>bcrypt</w:t>
-      </w:r>
-      <w:proofErr w:type="spellEnd"/>
-      <w:r>
-        <w:t xml:space="preserve"> authentication shielded by </w:t>
-      </w:r>
-      <w:proofErr w:type="spellStart"/>
-      <w:r>
-        <w:t>slowapi</w:t>
-      </w:r>
-      <w:proofErr w:type="spellEnd"/>
-      <w:r>
-        <w:t xml:space="preserve"> rate-limiting.</w:t>
+        <w:t xml:space="preserve"> Backend &amp; Cryptography: Scaffolded the Python/FastAPI server, established AES-256 data encryption (cryptography.fernet), and deployed bcrypt authentication shielded by slowapi rate-limiting.</w:t>
       </w:r>
     </w:p>
     <w:p>
@@ -3485,23 +2871,7 @@
         <w:t>Week 3:</w:t>
       </w:r>
       <w:r>
-        <w:t xml:space="preserve"> AI Pipeline &amp; Cloud Architecture: Integrated the local </w:t>
-      </w:r>
-      <w:proofErr w:type="spellStart"/>
-      <w:r>
-        <w:t>stabilityai</w:t>
-      </w:r>
-      <w:proofErr w:type="spellEnd"/>
-      <w:r>
-        <w:t>/</w:t>
-      </w:r>
-      <w:proofErr w:type="spellStart"/>
-      <w:r>
-        <w:t>sd</w:t>
-      </w:r>
-      <w:proofErr w:type="spellEnd"/>
-      <w:r>
-        <w:t>-turbo Generative AI model for visual mnemonics and provisioned a segregated, remote MongoDB Atlas cluster.</w:t>
+        <w:t xml:space="preserve"> AI Pipeline &amp; Cloud Architecture: Integrated the local stabilityai/sd-turbo Generative AI model for visual mnemonics and provisioned a segregated, remote MongoDB Atlas cluster.</w:t>
       </w:r>
     </w:p>
     <w:p>
@@ -3661,36 +3031,7 @@
         <w:ind w:left="0" w:right="56" w:firstLine="0"/>
       </w:pPr>
       <w:r>
-        <w:t>Throughout the SDLC, strict code hygiene and version control protocols were maintained. The project utilized Git for local tracking, ensuring that experimental features (such as the AI integration) were developed on isolated branches before being merged into the primary production codebase. Furthermore, sensitive environment variables (.env) and Python cache files (__</w:t>
-      </w:r>
-      <w:proofErr w:type="spellStart"/>
-      <w:r>
-        <w:t>pycache</w:t>
-      </w:r>
-      <w:proofErr w:type="spellEnd"/>
-      <w:r>
-        <w:t xml:space="preserve">__) were strictly excluded </w:t>
-      </w:r>
-      <w:proofErr w:type="gramStart"/>
-      <w:r>
-        <w:t>via .</w:t>
-      </w:r>
-      <w:proofErr w:type="spellStart"/>
-      <w:r>
-        <w:t>gitignore</w:t>
-      </w:r>
-      <w:proofErr w:type="spellEnd"/>
-      <w:proofErr w:type="gramEnd"/>
-      <w:r>
-        <w:t xml:space="preserve"> to prevent accidental credential leakage, adhering to enterprise </w:t>
-      </w:r>
-      <w:proofErr w:type="spellStart"/>
-      <w:r>
-        <w:t>DevSecOps</w:t>
-      </w:r>
-      <w:proofErr w:type="spellEnd"/>
-      <w:r>
-        <w:t xml:space="preserve"> standards.</w:t>
+        <w:t>Throughout the SDLC, strict code hygiene and version control protocols were maintained. The project utilized Git for local tracking, ensuring that experimental features (such as the AI integration) were developed on isolated branches before being merged into the primary production codebase. Furthermore, sensitive environment variables (.env) and Python cache files (__pycache__) were strictly excluded via .gitignore to prevent accidental credential leakage, adhering to enterprise DevSecOps standards.</w:t>
       </w:r>
     </w:p>
     <w:p>
@@ -3730,23 +3071,7 @@
         <w:ind w:left="0" w:firstLine="0"/>
       </w:pPr>
       <w:r>
-        <w:t xml:space="preserve">The following section provides visual validation of the dual-node architecture discussed in Section 4. It demonstrates the seamless integration of the </w:t>
-      </w:r>
-      <w:proofErr w:type="spellStart"/>
-      <w:r>
-        <w:t>Glassmorphism</w:t>
-      </w:r>
-      <w:proofErr w:type="spellEnd"/>
-      <w:r>
-        <w:t xml:space="preserve"> frontend, the generative AI pipeline, and the backend Zero-Trust </w:t>
-      </w:r>
-      <w:proofErr w:type="spellStart"/>
-      <w:r>
-        <w:t>defense</w:t>
-      </w:r>
-      <w:proofErr w:type="spellEnd"/>
-      <w:r>
-        <w:t xml:space="preserve"> mechanisms.</w:t>
+        <w:t>The following section provides visual validation of the dual-node architecture discussed in Section 4. It demonstrates the seamless integration of the Glassmorphism frontend, the generative AI pipeline, and the backend Zero-Trust defense mechanisms.</w:t>
       </w:r>
     </w:p>
     <w:p>
@@ -3782,15 +3107,7 @@
         </w:rPr>
       </w:pPr>
       <w:r>
-        <w:t xml:space="preserve">The primary user interface is designed to reduce cognitive friction while maximizing security awareness. The deployment of a </w:t>
-      </w:r>
-      <w:proofErr w:type="spellStart"/>
-      <w:r>
-        <w:t>Glassmorphism</w:t>
-      </w:r>
-      <w:proofErr w:type="spellEnd"/>
-      <w:r>
-        <w:t xml:space="preserve"> aesthetic ensures a modern, accessible experience. Behind the UI, the system actively computes cryptographic entropy and parses user input for social-engineering vulnerabilities.</w:t>
+        <w:t>The primary user interface is designed to reduce cognitive friction while maximizing security awareness. The deployment of a Glassmorphism aesthetic ensures a modern, accessible experience. Behind the UI, the system actively computes cryptographic entropy and parses user input for social-engineering vulnerabilities.</w:t>
       </w:r>
       <w:r>
         <w:rPr>
@@ -4107,61 +3424,13 @@
           <w:i/>
           <w:iCs/>
         </w:rPr>
-        <w:t xml:space="preserve">The resulting high-fidelity image generated entirely locally via Python </w:t>
-      </w:r>
-      <w:proofErr w:type="spellStart"/>
+        <w:t>The resulting high-fidelity image generated entirely locally via Python FastAPI backend using the stabilityai/sd-turbo Latent Diffusion Model.</w:t>
+      </w:r>
       <w:r>
         <w:rPr>
           <w:i/>
           <w:iCs/>
         </w:rPr>
-        <w:t>FastAPI</w:t>
-      </w:r>
-      <w:proofErr w:type="spellEnd"/>
-      <w:r>
-        <w:rPr>
-          <w:i/>
-          <w:iCs/>
-        </w:rPr>
-        <w:t xml:space="preserve"> backend using the </w:t>
-      </w:r>
-      <w:proofErr w:type="spellStart"/>
-      <w:r>
-        <w:rPr>
-          <w:i/>
-          <w:iCs/>
-        </w:rPr>
-        <w:t>stabilityai</w:t>
-      </w:r>
-      <w:proofErr w:type="spellEnd"/>
-      <w:r>
-        <w:rPr>
-          <w:i/>
-          <w:iCs/>
-        </w:rPr>
-        <w:t>/</w:t>
-      </w:r>
-      <w:proofErr w:type="spellStart"/>
-      <w:r>
-        <w:rPr>
-          <w:i/>
-          <w:iCs/>
-        </w:rPr>
-        <w:t>sd</w:t>
-      </w:r>
-      <w:proofErr w:type="spellEnd"/>
-      <w:r>
-        <w:rPr>
-          <w:i/>
-          <w:iCs/>
-        </w:rPr>
-        <w:t>-turbo Latent Diffusion Model.</w:t>
-      </w:r>
-      <w:r>
-        <w:rPr>
-          <w:i/>
-          <w:iCs/>
-        </w:rPr>
         <w:t>)</w:t>
       </w:r>
     </w:p>
@@ -4196,15 +3465,7 @@
         <w:ind w:left="-5" w:right="56"/>
       </w:pPr>
       <w:r>
-        <w:t>Administrative access to encrypted credentials bypasses standard retrieval methods. The Admin Portal requires Zero-Knowledge authentication (</w:t>
-      </w:r>
-      <w:proofErr w:type="spellStart"/>
-      <w:r>
-        <w:t>bcrypt</w:t>
-      </w:r>
-      <w:proofErr w:type="spellEnd"/>
-      <w:r>
-        <w:t>) to access the vault. To prevent physical security breaches (e.g., shoulder surfing or unauthorized screen captures), the decrypted AES-256 payload is only held in memory temporarily before an automated auto-lock script flushes the DOM.</w:t>
+        <w:t>Administrative access to encrypted credentials bypasses standard retrieval methods. The Admin Portal requires Zero-Knowledge authentication (bcrypt) to access the vault. To prevent physical security breaches (e.g., shoulder surfing or unauthorized screen captures), the decrypted AES-256 payload is only held in memory temporarily before an automated auto-lock script flushes the DOM.</w:t>
       </w:r>
     </w:p>
     <w:p>
@@ -4312,29 +3573,13 @@
           <w:i/>
           <w:iCs/>
         </w:rPr>
-        <w:t xml:space="preserve">The restricted Admin Portal. Upon successful </w:t>
-      </w:r>
-      <w:proofErr w:type="spellStart"/>
+        <w:t>The restricted Admin Portal. Upon successful bcrypt validation of the Master PIN, the system performs an in-memory AES-256 decryption of the target user's identity. The data remains visible for a strict 15-second ephemeral window before the interface automatically locks.</w:t>
+      </w:r>
       <w:r>
         <w:rPr>
           <w:i/>
           <w:iCs/>
         </w:rPr>
-        <w:t>bcrypt</w:t>
-      </w:r>
-      <w:proofErr w:type="spellEnd"/>
-      <w:r>
-        <w:rPr>
-          <w:i/>
-          <w:iCs/>
-        </w:rPr>
-        <w:t xml:space="preserve"> validation of the Master PIN, the system performs an in-memory AES-256 decryption of the target user's identity. The data remains visible for a strict 15-second ephemeral window before the interface automatically locks.</w:t>
-      </w:r>
-      <w:r>
-        <w:rPr>
-          <w:i/>
-          <w:iCs/>
-        </w:rPr>
         <w:t>)</w:t>
       </w:r>
     </w:p>
@@ -4359,17 +3604,8 @@
           <w:b/>
           <w:bCs/>
         </w:rPr>
-        <w:t xml:space="preserve">.4 Immutable Audit Logging &amp; Active </w:t>
-      </w:r>
-      <w:proofErr w:type="spellStart"/>
-      <w:r>
-        <w:rPr>
-          <w:b/>
-          <w:bCs/>
-        </w:rPr>
-        <w:t>Defense</w:t>
-      </w:r>
-      <w:proofErr w:type="spellEnd"/>
+        <w:t>.4 Immutable Audit Logging &amp; Active Defense</w:t>
+      </w:r>
     </w:p>
     <w:p>
       <w:pPr>
@@ -4377,15 +3613,7 @@
         <w:ind w:left="-5" w:right="56"/>
       </w:pPr>
       <w:r>
-        <w:t xml:space="preserve">A secure frontend is irrelevant if the backend routing is vulnerable to automated credential guessing. The system relies on </w:t>
-      </w:r>
-      <w:proofErr w:type="spellStart"/>
-      <w:r>
-        <w:t>slowapi</w:t>
-      </w:r>
-      <w:proofErr w:type="spellEnd"/>
-      <w:r>
-        <w:t xml:space="preserve"> to monitor IP traffic and a custom logging engine to record all interactions.</w:t>
+        <w:t>A secure frontend is irrelevant if the backend routing is vulnerable to automated credential guessing. The system relies on slowapi to monitor IP traffic and a custom logging engine to record all interactions.</w:t>
       </w:r>
     </w:p>
     <w:p>
@@ -4400,7 +3628,7 @@
         </w:rPr>
         <w:lastRenderedPageBreak/>
         <w:drawing>
-          <wp:inline distT="0" distB="0" distL="0" distR="0" wp14:anchorId="03EADA59" wp14:editId="07CC470F">
+          <wp:inline distT="0" distB="0" distL="0" distR="0" wp14:anchorId="03EADA59" wp14:editId="5F933699">
             <wp:extent cx="2300028" cy="2466109"/>
             <wp:effectExtent l="0" t="0" r="5080" b="0"/>
             <wp:docPr id="243727556" name="Picture 8"/>
@@ -4585,35 +3813,7 @@
         <w:rPr>
           <w:bCs/>
         </w:rPr>
-        <w:t xml:space="preserve"> The resource-intensive </w:t>
-      </w:r>
-      <w:proofErr w:type="spellStart"/>
-      <w:r>
-        <w:rPr>
-          <w:bCs/>
-        </w:rPr>
-        <w:t>sd</w:t>
-      </w:r>
-      <w:proofErr w:type="spellEnd"/>
-      <w:r>
-        <w:rPr>
-          <w:bCs/>
-        </w:rPr>
-        <w:t xml:space="preserve">-turbo model blocked the </w:t>
-      </w:r>
-      <w:proofErr w:type="spellStart"/>
-      <w:r>
-        <w:rPr>
-          <w:bCs/>
-        </w:rPr>
-        <w:t>FastAPI</w:t>
-      </w:r>
-      <w:proofErr w:type="spellEnd"/>
-      <w:r>
-        <w:rPr>
-          <w:bCs/>
-        </w:rPr>
-        <w:t xml:space="preserve"> ASGI event loop, halting concurrent API requests, and caused Out-Of-Memory (OOM) crashes on non-GPU hardware.</w:t>
+        <w:t xml:space="preserve"> The resource-intensive sd-turbo model blocked the FastAPI ASGI event loop, halting concurrent API requests, and caused Out-Of-Memory (OOM) crashes on non-GPU hardware.</w:t>
       </w:r>
     </w:p>
     <w:p>
@@ -4639,91 +3839,7 @@
         <w:rPr>
           <w:bCs/>
         </w:rPr>
-        <w:t xml:space="preserve"> Implemented </w:t>
-      </w:r>
-      <w:proofErr w:type="spellStart"/>
-      <w:r>
-        <w:rPr>
-          <w:bCs/>
-        </w:rPr>
-        <w:t>PyTorch</w:t>
-      </w:r>
-      <w:proofErr w:type="spellEnd"/>
-      <w:r>
-        <w:rPr>
-          <w:bCs/>
-        </w:rPr>
-        <w:t xml:space="preserve"> dynamic device mapping (</w:t>
-      </w:r>
-      <w:proofErr w:type="spellStart"/>
-      <w:r>
-        <w:rPr>
-          <w:bCs/>
-        </w:rPr>
-        <w:t>torch.cuda.is_</w:t>
-      </w:r>
-      <w:proofErr w:type="gramStart"/>
-      <w:r>
-        <w:rPr>
-          <w:bCs/>
-        </w:rPr>
-        <w:t>available</w:t>
-      </w:r>
-      <w:proofErr w:type="spellEnd"/>
-      <w:r>
-        <w:rPr>
-          <w:bCs/>
-        </w:rPr>
-        <w:t>(</w:t>
-      </w:r>
-      <w:proofErr w:type="gramEnd"/>
-      <w:r>
-        <w:rPr>
-          <w:bCs/>
-        </w:rPr>
-        <w:t xml:space="preserve">)) for graceful CPU fallback. To prevent event loop blocking, the AI generation function was decoupled using </w:t>
-      </w:r>
-      <w:proofErr w:type="spellStart"/>
-      <w:r>
-        <w:rPr>
-          <w:bCs/>
-        </w:rPr>
-        <w:t>asyncio</w:t>
-      </w:r>
-      <w:proofErr w:type="spellEnd"/>
-      <w:r>
-        <w:rPr>
-          <w:bCs/>
-        </w:rPr>
-        <w:t xml:space="preserve"> and </w:t>
-      </w:r>
-      <w:proofErr w:type="spellStart"/>
-      <w:r>
-        <w:rPr>
-          <w:bCs/>
-        </w:rPr>
-        <w:t>FastAPI's</w:t>
-      </w:r>
-      <w:proofErr w:type="spellEnd"/>
-      <w:r>
-        <w:rPr>
-          <w:bCs/>
-        </w:rPr>
-        <w:t xml:space="preserve"> </w:t>
-      </w:r>
-      <w:proofErr w:type="spellStart"/>
-      <w:r>
-        <w:rPr>
-          <w:bCs/>
-        </w:rPr>
-        <w:t>BackgroundTasks</w:t>
-      </w:r>
-      <w:proofErr w:type="spellEnd"/>
-      <w:r>
-        <w:rPr>
-          <w:bCs/>
-        </w:rPr>
-        <w:t>, offloading the workload to a separate worker thread.</w:t>
+        <w:t xml:space="preserve"> Implemented PyTorch dynamic device mapping (torch.cuda.is_available()) for graceful CPU fallback. To prevent event loop blocking, the AI generation function was decoupled using asyncio and FastAPI's BackgroundTasks, offloading the workload to a separate worker thread.</w:t>
       </w:r>
     </w:p>
     <w:p>
@@ -4859,23 +3975,7 @@
         <w:rPr>
           <w:bCs/>
         </w:rPr>
-        <w:t xml:space="preserve"> The authentication middleware was redesigned to hold the plain-text input strictly in volatile memory. It exclusively uses </w:t>
-      </w:r>
-      <w:proofErr w:type="spellStart"/>
-      <w:proofErr w:type="gramStart"/>
-      <w:r>
-        <w:rPr>
-          <w:bCs/>
-        </w:rPr>
-        <w:t>bcrypt.checkpw</w:t>
-      </w:r>
-      <w:proofErr w:type="spellEnd"/>
-      <w:proofErr w:type="gramEnd"/>
-      <w:r>
-        <w:rPr>
-          <w:bCs/>
-        </w:rPr>
-        <w:t xml:space="preserve">() to mathematically </w:t>
+        <w:t xml:space="preserve"> The authentication middleware was redesigned to hold the plain-text input strictly in volatile memory. It exclusively uses bcrypt.checkpw() to mathematically </w:t>
       </w:r>
       <w:r>
         <w:rPr>
@@ -4924,21 +4024,7 @@
         <w:rPr>
           <w:bCs/>
         </w:rPr>
-        <w:t xml:space="preserve"> The </w:t>
-      </w:r>
-      <w:proofErr w:type="spellStart"/>
-      <w:r>
-        <w:rPr>
-          <w:bCs/>
-        </w:rPr>
-        <w:t>slowapi</w:t>
-      </w:r>
-      <w:proofErr w:type="spellEnd"/>
-      <w:r>
-        <w:rPr>
-          <w:bCs/>
-        </w:rPr>
-        <w:t xml:space="preserve"> brute-force shield caused an immediate self-denial-of-service during local testing by indiscriminately blocking the developer's localhost IP (127.0.0.1).</w:t>
+        <w:t xml:space="preserve"> The slowapi brute-force shield caused an immediate self-denial-of-service during local testing by indiscriminately blocking the developer's localhost IP (127.0.0.1).</w:t>
       </w:r>
     </w:p>
     <w:p>
@@ -4983,10 +4069,7 @@
         <w:ind w:left="-5" w:right="5320"/>
       </w:pPr>
       <w:r>
-        <w:t>12</w:t>
-      </w:r>
-      <w:r>
-        <w:t xml:space="preserve">. </w:t>
+        <w:t xml:space="preserve">12. </w:t>
       </w:r>
       <w:r>
         <w:t>Key Learnings</w:t>
@@ -5017,15 +4100,7 @@
         <w:ind w:left="170" w:right="56" w:firstLine="0"/>
       </w:pPr>
       <w:r>
-        <w:t xml:space="preserve">The L&amp;T </w:t>
-      </w:r>
-      <w:proofErr w:type="spellStart"/>
-      <w:r>
-        <w:t>EduTech</w:t>
-      </w:r>
-      <w:proofErr w:type="spellEnd"/>
-      <w:r>
-        <w:t xml:space="preserve"> internship provided a rigorous environment to transition from theoretical computer science concepts to applied, enterprise-grade software engineering. The core competencies acquired include:</w:t>
+        <w:t>The L&amp;T EduTech internship provided a rigorous environment to transition from theoretical computer science concepts to applied, enterprise-grade software engineering. The core competencies acquired include:</w:t>
       </w:r>
     </w:p>
     <w:p>
@@ -5044,15 +4119,7 @@
         <w:t>Applied Cryptography:</w:t>
       </w:r>
       <w:r>
-        <w:t xml:space="preserve"> Transitioned from basic hashing concepts to implementing production-ready AES-256 symmetric encryption and </w:t>
-      </w:r>
-      <w:proofErr w:type="spellStart"/>
-      <w:r>
-        <w:t>bcrypt</w:t>
-      </w:r>
-      <w:proofErr w:type="spellEnd"/>
-      <w:r>
-        <w:t xml:space="preserve"> Zero-Knowledge proofs.</w:t>
+        <w:t xml:space="preserve"> Transitioned from basic hashing concepts to implementing production-ready AES-256 symmetric encryption and bcrypt Zero-Knowledge proofs.</w:t>
       </w:r>
     </w:p>
     <w:p>
@@ -5071,31 +4138,7 @@
         <w:t>Zero-Trust Architecture:</w:t>
       </w:r>
       <w:r>
-        <w:t xml:space="preserve"> Learned to design secure backend environments, specifically </w:t>
-      </w:r>
-      <w:proofErr w:type="gramStart"/>
-      <w:r>
-        <w:t>utilizing .env</w:t>
-      </w:r>
-      <w:proofErr w:type="gramEnd"/>
-      <w:r>
-        <w:t xml:space="preserve"> isolation, secure asynchronous API routing (</w:t>
-      </w:r>
-      <w:proofErr w:type="spellStart"/>
-      <w:r>
-        <w:t>FastAPI</w:t>
-      </w:r>
-      <w:proofErr w:type="spellEnd"/>
-      <w:r>
-        <w:t>), and IP-based rate limiting (</w:t>
-      </w:r>
-      <w:proofErr w:type="spellStart"/>
-      <w:r>
-        <w:t>slowapi</w:t>
-      </w:r>
-      <w:proofErr w:type="spellEnd"/>
-      <w:r>
-        <w:t>) to actively mitigate automated attacks.</w:t>
+        <w:t xml:space="preserve"> Learned to design secure backend environments, specifically utilizing .env isolation, secure asynchronous API routing (FastAPI), and IP-based rate limiting (slowapi) to actively mitigate automated attacks.</w:t>
       </w:r>
     </w:p>
     <w:p>
@@ -5114,31 +4157,7 @@
         <w:t>Generative AI Integration:</w:t>
       </w:r>
       <w:r>
-        <w:t xml:space="preserve"> Gained hands-on experience working with </w:t>
-      </w:r>
-      <w:proofErr w:type="spellStart"/>
-      <w:r>
-        <w:t>HuggingFace</w:t>
-      </w:r>
-      <w:proofErr w:type="spellEnd"/>
-      <w:r>
-        <w:t xml:space="preserve"> diffusers. Learned to successfully provision, optimize, and execute local Latent Diffusion Models (</w:t>
-      </w:r>
-      <w:proofErr w:type="spellStart"/>
-      <w:r>
-        <w:t>stabilityai</w:t>
-      </w:r>
-      <w:proofErr w:type="spellEnd"/>
-      <w:r>
-        <w:t>/</w:t>
-      </w:r>
-      <w:proofErr w:type="spellStart"/>
-      <w:r>
-        <w:t>sd</w:t>
-      </w:r>
-      <w:proofErr w:type="spellEnd"/>
-      <w:r>
-        <w:t>-turbo) via Python, avoiding reliance on insecure third-party APIs.</w:t>
+        <w:t xml:space="preserve"> Gained hands-on experience working with HuggingFace diffusers. Learned to successfully provision, optimize, and execute local Latent Diffusion Models (stabilityai/sd-turbo) via Python, avoiding reliance on insecure third-party APIs.</w:t>
       </w:r>
     </w:p>
     <w:p>
@@ -5190,10 +4209,7 @@
         <w:ind w:left="-5" w:right="5320"/>
       </w:pPr>
       <w:r>
-        <w:t>13</w:t>
-      </w:r>
-      <w:r>
-        <w:t xml:space="preserve">. </w:t>
+        <w:t xml:space="preserve">13. </w:t>
       </w:r>
       <w:r>
         <w:t>Future Scope &amp; Scalability</w:t>
@@ -5228,15 +4244,7 @@
         <w:t>Multi-Factor Authentication (MFA):</w:t>
       </w:r>
       <w:r>
-        <w:t xml:space="preserve"> The current Zero-Knowledge backend is primed to integrate Time-based One-Time Passwords (TOTP) or biometric verification (</w:t>
-      </w:r>
-      <w:proofErr w:type="spellStart"/>
-      <w:r>
-        <w:t>WebAuthn</w:t>
-      </w:r>
-      <w:proofErr w:type="spellEnd"/>
-      <w:r>
-        <w:t>) as a secondary access layer for the Admin Portal.</w:t>
+        <w:t xml:space="preserve"> The current Zero-Knowledge backend is primed to integrate Time-based One-Time Passwords (TOTP) or biometric verification (WebAuthn) as a secondary access layer for the Admin Portal.</w:t>
       </w:r>
     </w:p>
     <w:p>
@@ -5277,15 +4285,7 @@
         <w:t>Adaptive Threat Intelligence:</w:t>
       </w:r>
       <w:r>
-        <w:t xml:space="preserve"> Future iterations could upgrade the static IP rate-limiter to a machine-learning anomaly detection engine, capable of identifying and blocking sophisticated, distributed botnet attacks in real time based on </w:t>
-      </w:r>
-      <w:proofErr w:type="spellStart"/>
-      <w:r>
-        <w:t>behavioral</w:t>
-      </w:r>
-      <w:proofErr w:type="spellEnd"/>
-      <w:r>
-        <w:t xml:space="preserve"> heuristics.</w:t>
+        <w:t xml:space="preserve"> Future iterations could upgrade the static IP rate-limiter to a machine-learning anomaly detection engine, capable of identifying and blocking sophisticated, distributed botnet attacks in real time based on behavioral heuristics.</w:t>
       </w:r>
     </w:p>
     <w:p>
@@ -5344,15 +4344,7 @@
         <w:ind w:left="-5" w:right="56"/>
       </w:pPr>
       <w:r>
-        <w:t xml:space="preserve">I sincerely thank my mentor, </w:t>
-      </w:r>
-      <w:proofErr w:type="spellStart"/>
-      <w:r>
-        <w:t>Dhikhi</w:t>
-      </w:r>
-      <w:proofErr w:type="spellEnd"/>
-      <w:r>
-        <w:t xml:space="preserve"> T, alongside the coordinators at L&amp;T for offering this exceptional opportunity. I am deeply grateful for their guidance, technical feedback, and the exposure to enterprise-level architecture provided throughout this 30-day internship journey. This experience has been pivotal in advancing my competencies in modern software engineering and cybersecurity.</w:t>
+        <w:t>I sincerely thank my mentor, Dhikhi T, alongside the coordinators at L&amp;T for offering this exceptional opportunity. I am deeply grateful for their guidance, technical feedback, and the exposure to enterprise-level architecture provided throughout this 30-day internship journey. This experience has been pivotal in advancing my competencies in modern software engineering and cybersecurity.</w:t>
       </w:r>
     </w:p>
     <w:sectPr>
